--- a/Résumé.docx
+++ b/Résumé.docx
@@ -4,15 +4,13 @@
   <w:body>
     <w:p>
       <w:r>
-        <w:t xml:space="preserve">Une nuit, le ciel se déchire. Une navette s'écrase sur une Terre méconnaissable. À son bord, Ava et </w:t>
-      </w:r>
-      <w:proofErr w:type="spellStart"/>
-      <w:r>
-        <w:t>Neyo</w:t>
-      </w:r>
-      <w:proofErr w:type="spellEnd"/>
-      <w:r>
-        <w:t>, deux survivants d'un voyage générationnel marqué par la terreur et le fanatisme religieux.</w:t>
+        <w:t>TEST TEST TEST</w:t>
+      </w:r>
+    </w:p>
+    <w:p/>
+    <w:p>
+      <w:r>
+        <w:t>Une nuit, le ciel se déchire. Une navette s'écrase sur une Terre méconnaissable. À son bord, Ava et Neyo, deux survivants d'un voyage générationnel marqué par la terreur et le fanatisme religieux.</w:t>
       </w:r>
     </w:p>
     <w:p>
@@ -22,31 +20,7 @@
     </w:p>
     <w:p>
       <w:r>
-        <w:t xml:space="preserve">La réponse se cache peut-être dans l'ombre des bois où Soléa, jeune habitante du village de </w:t>
-      </w:r>
-      <w:proofErr w:type="spellStart"/>
-      <w:r>
-        <w:t>Wenndra</w:t>
-      </w:r>
-      <w:proofErr w:type="spellEnd"/>
-      <w:r>
-        <w:t xml:space="preserve">, assiste au crash. Contraints de vivre la nuit, les </w:t>
-      </w:r>
-      <w:proofErr w:type="spellStart"/>
-      <w:r>
-        <w:t>wenndras</w:t>
-      </w:r>
-      <w:proofErr w:type="spellEnd"/>
-      <w:r>
-        <w:t xml:space="preserve"> ont tissé un lien unique avec la forêt qu'ils comprennent grâce au </w:t>
-      </w:r>
-      <w:proofErr w:type="spellStart"/>
-      <w:r>
-        <w:t>xylovox</w:t>
-      </w:r>
-      <w:proofErr w:type="spellEnd"/>
-      <w:r>
-        <w:t>, évoluant dans un monde de bioluminescence et de divinités animales.</w:t>
+        <w:t>La réponse se cache peut-être dans l'ombre des bois où Soléa, jeune habitante du village de Wenndra, assiste au crash. Contraints de vivre la nuit, les wenndras ont tissé un lien unique avec la forêt qu'ils comprennent grâce au xylovox, évoluant dans un monde de bioluminescence et de divinités animales.</w:t>
       </w:r>
     </w:p>
     <w:p>
@@ -57,15 +31,7 @@
         <w:t xml:space="preserve"> nouveau</w:t>
       </w:r>
       <w:r>
-        <w:t xml:space="preserve"> bouleversement : </w:t>
-      </w:r>
-      <w:proofErr w:type="spellStart"/>
-      <w:r>
-        <w:t>Eldara</w:t>
-      </w:r>
-      <w:proofErr w:type="spellEnd"/>
-      <w:r>
-        <w:t>, la divinité-arbre qui veille sur le village, commence soudain à dépérir. Simple hasard, ou les voyageurs venus du ciel en sont-ils la cause ?</w:t>
+        <w:t xml:space="preserve"> bouleversement : Eldara, la divinité-arbre qui veille sur le village, commence soudain à dépérir. Simple hasard, ou les voyageurs venus du ciel en sont-ils la cause ?</w:t>
       </w:r>
     </w:p>
     <w:p>
@@ -73,13 +39,8 @@
         <w:t xml:space="preserve">Lorsque Soléa décide d'aider </w:t>
       </w:r>
       <w:r>
-        <w:t xml:space="preserve">Ava et </w:t>
-      </w:r>
-      <w:proofErr w:type="spellStart"/>
-      <w:r>
-        <w:t>Neyo</w:t>
-      </w:r>
-      <w:proofErr w:type="spellEnd"/>
+        <w:t>Ava et Neyo</w:t>
+      </w:r>
       <w:r>
         <w:t xml:space="preserve">, </w:t>
       </w:r>
@@ -105,15 +66,7 @@
         <w:jc w:val="both"/>
       </w:pPr>
       <w:r>
-        <w:t xml:space="preserve">Quand leur navette s’écrase sur la planète bleue, Ava et </w:t>
-      </w:r>
-      <w:proofErr w:type="spellStart"/>
-      <w:r>
-        <w:t>Neyo</w:t>
-      </w:r>
-      <w:proofErr w:type="spellEnd"/>
-      <w:r>
-        <w:t>, deux survivants d'un voyage générationnel marqué par la terreur et le fanatisme religieux, suivent des coordonnées envoyées depuis la surface. Mais sur place, il n’y a personne. Qui les a menés là</w:t>
+        <w:t>Quand leur navette s’écrase sur la planète bleue, Ava et Neyo, deux survivants d'un voyage générationnel marqué par la terreur et le fanatisme religieux, suivent des coordonnées envoyées depuis la surface. Mais sur place, il n’y a personne. Qui les a menés là</w:t>
       </w:r>
       <w:r>
         <w:t> ?</w:t>
@@ -130,31 +83,7 @@
         <w:jc w:val="both"/>
       </w:pPr>
       <w:r>
-        <w:t xml:space="preserve">La réponse se cache peut-être dans l'ombre des bois où Soléa, jeune habitante du village de </w:t>
-      </w:r>
-      <w:proofErr w:type="spellStart"/>
-      <w:r>
-        <w:t>Wenndra</w:t>
-      </w:r>
-      <w:proofErr w:type="spellEnd"/>
-      <w:r>
-        <w:t xml:space="preserve">, assiste au crash. Contraints de vivre la nuit, les </w:t>
-      </w:r>
-      <w:proofErr w:type="spellStart"/>
-      <w:r>
-        <w:t>wenndras</w:t>
-      </w:r>
-      <w:proofErr w:type="spellEnd"/>
-      <w:r>
-        <w:t xml:space="preserve"> ont tissé un lien unique avec la forêt qu'ils comprennent grâce au </w:t>
-      </w:r>
-      <w:proofErr w:type="spellStart"/>
-      <w:r>
-        <w:t>xylovox</w:t>
-      </w:r>
-      <w:proofErr w:type="spellEnd"/>
-      <w:r>
-        <w:t>, évoluant dans un monde de bioluminescence et de divinités animales.</w:t>
+        <w:t>La réponse se cache peut-être dans l'ombre des bois où Soléa, jeune habitante du village de Wenndra, assiste au crash. Contraints de vivre la nuit, les wenndras ont tissé un lien unique avec la forêt qu'ils comprennent grâce au xylovox, évoluant dans un monde de bioluminescence et de divinités animales.</w:t>
       </w:r>
     </w:p>
     <w:p>
@@ -171,15 +100,7 @@
         <w:t>évènement funeste</w:t>
       </w:r>
       <w:r>
-        <w:t xml:space="preserve"> : </w:t>
-      </w:r>
-      <w:proofErr w:type="spellStart"/>
-      <w:r>
-        <w:t>Eldara</w:t>
-      </w:r>
-      <w:proofErr w:type="spellEnd"/>
-      <w:r>
-        <w:t>, la divinité-arbre qui veille sur le village, commence soudain à dépérir. Simple hasard, ou les voyageurs venus du ciel en sont-ils la cause ?</w:t>
+        <w:t xml:space="preserve"> : Eldara, la divinité-arbre qui veille sur le village, commence soudain à dépérir. Simple hasard, ou les voyageurs venus du ciel en sont-ils la cause ?</w:t>
       </w:r>
     </w:p>
     <w:p>
@@ -190,13 +111,8 @@
         <w:t xml:space="preserve">Lorsque Soléa décide d'aider </w:t>
       </w:r>
       <w:r>
-        <w:t xml:space="preserve">Ava et </w:t>
-      </w:r>
-      <w:proofErr w:type="spellStart"/>
-      <w:r>
-        <w:t>Neyo</w:t>
-      </w:r>
-      <w:proofErr w:type="spellEnd"/>
+        <w:t>Ava et Neyo</w:t>
+      </w:r>
       <w:r>
         <w:t xml:space="preserve">, </w:t>
       </w:r>
@@ -824,6 +740,7 @@
   <w:style w:type="character" w:default="1" w:styleId="Policepardfaut">
     <w:name w:val="Default Paragraph Font"/>
     <w:uiPriority w:val="1"/>
+    <w:semiHidden/>
     <w:unhideWhenUsed/>
   </w:style>
   <w:style w:type="table" w:default="1" w:styleId="TableauNormal">
